--- a/work_plan.docx
+++ b/work_plan.docx
@@ -4,17 +4,17 @@
   <w:body>
     <w:p>
       <w:pPr>
-        <w:pStyle w:val="1"/>
+        <w:pStyle w:val="a3"/>
         <w:spacing w:after="100"/>
         <w:rPr>
-          <w:color w:val="000000"/>
-        </w:rPr>
-      </w:pPr>
-      <w:bookmarkStart w:id="0" w:name="_a76lpcobbal6" w:colFirst="0" w:colLast="0"/>
-      <w:bookmarkEnd w:id="0"/>
-      <w:r>
-        <w:rPr>
-          <w:color w:val="000000"/>
+          <w:sz w:val="28"/>
+          <w:szCs w:val="28"/>
+        </w:rPr>
+      </w:pPr>
+      <w:r>
+        <w:rPr>
+          <w:sz w:val="28"/>
+          <w:szCs w:val="28"/>
         </w:rPr>
         <w:t>План разработки</w:t>
       </w:r>
@@ -50,8 +50,8 @@
     </w:p>
     <w:p>
       <w:pPr>
-        <w:pStyle w:val="1"/>
-        <w:spacing w:after="200"/>
+        <w:pStyle w:val="2"/>
+        <w:spacing w:before="300" w:after="150"/>
         <w:rPr>
           <w:color w:val="000000"/>
           <w:sz w:val="28"/>
@@ -64,7 +64,891 @@
           <w:sz w:val="28"/>
           <w:szCs w:val="28"/>
         </w:rPr>
-        <w:t>По каждому этапу — что конкретно делаем</w:t>
+        <w:t>Роли в команде</w:t>
+      </w:r>
+    </w:p>
+    <w:tbl>
+      <w:tblPr>
+        <w:tblStyle w:val="a5"/>
+        <w:tblW w:w="9600" w:type="dxa"/>
+        <w:tblInd w:w="-120" w:type="dxa"/>
+        <w:tblBorders>
+          <w:top w:val="single" w:sz="4" w:space="0" w:color="000000"/>
+          <w:left w:val="single" w:sz="4" w:space="0" w:color="000000"/>
+          <w:bottom w:val="single" w:sz="4" w:space="0" w:color="000000"/>
+          <w:right w:val="single" w:sz="4" w:space="0" w:color="000000"/>
+          <w:insideH w:val="single" w:sz="4" w:space="0" w:color="000000"/>
+          <w:insideV w:val="single" w:sz="4" w:space="0" w:color="000000"/>
+        </w:tblBorders>
+        <w:tblLayout w:type="fixed"/>
+        <w:tblLook w:val="0000" w:firstRow="0" w:lastRow="0" w:firstColumn="0" w:lastColumn="0" w:noHBand="0" w:noVBand="0"/>
+      </w:tblPr>
+      <w:tblGrid>
+        <w:gridCol w:w="2400"/>
+        <w:gridCol w:w="2000"/>
+        <w:gridCol w:w="5200"/>
+      </w:tblGrid>
+      <w:tr>
+        <w:tc>
+          <w:tcPr>
+            <w:tcW w:w="2400" w:type="dxa"/>
+            <w:shd w:val="clear" w:color="auto" w:fill="2F5496"/>
+          </w:tcPr>
+          <w:p>
+            <w:pPr>
+              <w:rPr>
+                <w:sz w:val="28"/>
+                <w:szCs w:val="28"/>
+              </w:rPr>
+            </w:pPr>
+            <w:r>
+              <w:rPr>
+                <w:b/>
+                <w:bCs/>
+                <w:sz w:val="28"/>
+                <w:szCs w:val="28"/>
+              </w:rPr>
+              <w:t>Участник</w:t>
+            </w:r>
+          </w:p>
+        </w:tc>
+        <w:tc>
+          <w:tcPr>
+            <w:tcW w:w="2000" w:type="dxa"/>
+            <w:shd w:val="clear" w:color="auto" w:fill="2F5496"/>
+          </w:tcPr>
+          <w:p>
+            <w:pPr>
+              <w:rPr>
+                <w:sz w:val="28"/>
+                <w:szCs w:val="28"/>
+              </w:rPr>
+            </w:pPr>
+            <w:r>
+              <w:rPr>
+                <w:b/>
+                <w:bCs/>
+                <w:sz w:val="28"/>
+                <w:szCs w:val="28"/>
+              </w:rPr>
+              <w:t>Роль</w:t>
+            </w:r>
+          </w:p>
+        </w:tc>
+        <w:tc>
+          <w:tcPr>
+            <w:tcW w:w="5200" w:type="dxa"/>
+            <w:shd w:val="clear" w:color="auto" w:fill="2F5496"/>
+          </w:tcPr>
+          <w:p>
+            <w:pPr>
+              <w:rPr>
+                <w:sz w:val="28"/>
+                <w:szCs w:val="28"/>
+              </w:rPr>
+            </w:pPr>
+            <w:r>
+              <w:rPr>
+                <w:b/>
+                <w:bCs/>
+                <w:sz w:val="28"/>
+                <w:szCs w:val="28"/>
+              </w:rPr>
+              <w:t>Зона ответственности</w:t>
+            </w:r>
+          </w:p>
+        </w:tc>
+      </w:tr>
+      <w:tr>
+        <w:tc>
+          <w:tcPr>
+            <w:tcW w:w="2400" w:type="dxa"/>
+          </w:tcPr>
+          <w:p>
+            <w:pPr>
+              <w:rPr>
+                <w:sz w:val="28"/>
+                <w:szCs w:val="28"/>
+              </w:rPr>
+            </w:pPr>
+            <w:proofErr w:type="spellStart"/>
+            <w:r>
+              <w:rPr>
+                <w:sz w:val="28"/>
+                <w:szCs w:val="28"/>
+              </w:rPr>
+              <w:t>Сариев</w:t>
+            </w:r>
+            <w:proofErr w:type="spellEnd"/>
+            <w:r>
+              <w:rPr>
+                <w:sz w:val="28"/>
+                <w:szCs w:val="28"/>
+              </w:rPr>
+              <w:t xml:space="preserve"> Максим</w:t>
+            </w:r>
+          </w:p>
+        </w:tc>
+        <w:tc>
+          <w:tcPr>
+            <w:tcW w:w="2000" w:type="dxa"/>
+          </w:tcPr>
+          <w:p>
+            <w:pPr>
+              <w:rPr>
+                <w:sz w:val="28"/>
+                <w:szCs w:val="28"/>
+              </w:rPr>
+            </w:pPr>
+            <w:proofErr w:type="spellStart"/>
+            <w:r>
+              <w:rPr>
+                <w:sz w:val="28"/>
+                <w:szCs w:val="28"/>
+              </w:rPr>
+              <w:t>Бэкенд</w:t>
+            </w:r>
+            <w:proofErr w:type="spellEnd"/>
+          </w:p>
+        </w:tc>
+        <w:tc>
+          <w:tcPr>
+            <w:tcW w:w="5200" w:type="dxa"/>
+          </w:tcPr>
+          <w:p>
+            <w:pPr>
+              <w:rPr>
+                <w:sz w:val="28"/>
+                <w:szCs w:val="28"/>
+              </w:rPr>
+            </w:pPr>
+            <w:r>
+              <w:rPr>
+                <w:sz w:val="28"/>
+                <w:szCs w:val="28"/>
+              </w:rPr>
+              <w:t>Модель графа (</w:t>
+            </w:r>
+            <w:proofErr w:type="spellStart"/>
+            <w:r>
+              <w:rPr>
+                <w:sz w:val="28"/>
+                <w:szCs w:val="28"/>
+              </w:rPr>
+              <w:t>Vertex</w:t>
+            </w:r>
+            <w:proofErr w:type="spellEnd"/>
+            <w:r>
+              <w:rPr>
+                <w:sz w:val="28"/>
+                <w:szCs w:val="28"/>
+              </w:rPr>
+              <w:t xml:space="preserve">, </w:t>
+            </w:r>
+            <w:proofErr w:type="spellStart"/>
+            <w:r>
+              <w:rPr>
+                <w:sz w:val="28"/>
+                <w:szCs w:val="28"/>
+              </w:rPr>
+              <w:t>Edge</w:t>
+            </w:r>
+            <w:proofErr w:type="spellEnd"/>
+            <w:r>
+              <w:rPr>
+                <w:sz w:val="28"/>
+                <w:szCs w:val="28"/>
+              </w:rPr>
+              <w:t xml:space="preserve">, </w:t>
+            </w:r>
+            <w:proofErr w:type="spellStart"/>
+            <w:r>
+              <w:rPr>
+                <w:sz w:val="28"/>
+                <w:szCs w:val="28"/>
+              </w:rPr>
+              <w:t>Graph</w:t>
+            </w:r>
+            <w:proofErr w:type="spellEnd"/>
+            <w:r>
+              <w:rPr>
+                <w:sz w:val="28"/>
+                <w:szCs w:val="28"/>
+              </w:rPr>
+              <w:t xml:space="preserve">), реализация алгоритма </w:t>
+            </w:r>
+            <w:proofErr w:type="spellStart"/>
+            <w:r>
+              <w:rPr>
+                <w:sz w:val="28"/>
+                <w:szCs w:val="28"/>
+              </w:rPr>
+              <w:t>Дейкстры</w:t>
+            </w:r>
+            <w:proofErr w:type="spellEnd"/>
+          </w:p>
+        </w:tc>
+      </w:tr>
+      <w:tr>
+        <w:tc>
+          <w:tcPr>
+            <w:tcW w:w="2400" w:type="dxa"/>
+          </w:tcPr>
+          <w:p>
+            <w:pPr>
+              <w:rPr>
+                <w:sz w:val="28"/>
+                <w:szCs w:val="28"/>
+              </w:rPr>
+            </w:pPr>
+            <w:r>
+              <w:rPr>
+                <w:sz w:val="28"/>
+                <w:szCs w:val="28"/>
+              </w:rPr>
+              <w:t>Тимур Мальцев</w:t>
+            </w:r>
+          </w:p>
+        </w:tc>
+        <w:tc>
+          <w:tcPr>
+            <w:tcW w:w="2000" w:type="dxa"/>
+          </w:tcPr>
+          <w:p>
+            <w:pPr>
+              <w:rPr>
+                <w:sz w:val="28"/>
+                <w:szCs w:val="28"/>
+              </w:rPr>
+            </w:pPr>
+            <w:proofErr w:type="spellStart"/>
+            <w:r>
+              <w:rPr>
+                <w:sz w:val="28"/>
+                <w:szCs w:val="28"/>
+              </w:rPr>
+              <w:t>Фронтенд</w:t>
+            </w:r>
+            <w:proofErr w:type="spellEnd"/>
+          </w:p>
+        </w:tc>
+        <w:tc>
+          <w:tcPr>
+            <w:tcW w:w="5200" w:type="dxa"/>
+          </w:tcPr>
+          <w:p>
+            <w:pPr>
+              <w:rPr>
+                <w:sz w:val="28"/>
+                <w:szCs w:val="28"/>
+              </w:rPr>
+            </w:pPr>
+            <w:r>
+              <w:rPr>
+                <w:sz w:val="28"/>
+                <w:szCs w:val="28"/>
+              </w:rPr>
+              <w:t xml:space="preserve">Графический интерфейс: </w:t>
+            </w:r>
+            <w:proofErr w:type="spellStart"/>
+            <w:r>
+              <w:rPr>
+                <w:sz w:val="28"/>
+                <w:szCs w:val="28"/>
+              </w:rPr>
+              <w:t>отрисовка</w:t>
+            </w:r>
+            <w:proofErr w:type="spellEnd"/>
+            <w:r>
+              <w:rPr>
+                <w:sz w:val="28"/>
+                <w:szCs w:val="28"/>
+              </w:rPr>
+              <w:t xml:space="preserve"> графа, подсветка, кнопки, панель текстовых пояснений</w:t>
+            </w:r>
+          </w:p>
+        </w:tc>
+      </w:tr>
+      <w:tr>
+        <w:tc>
+          <w:tcPr>
+            <w:tcW w:w="2400" w:type="dxa"/>
+          </w:tcPr>
+          <w:p>
+            <w:pPr>
+              <w:rPr>
+                <w:sz w:val="28"/>
+                <w:szCs w:val="28"/>
+              </w:rPr>
+            </w:pPr>
+            <w:r>
+              <w:rPr>
+                <w:sz w:val="28"/>
+                <w:szCs w:val="28"/>
+              </w:rPr>
+              <w:t>Георгий Митин</w:t>
+            </w:r>
+          </w:p>
+        </w:tc>
+        <w:tc>
+          <w:tcPr>
+            <w:tcW w:w="2000" w:type="dxa"/>
+          </w:tcPr>
+          <w:p>
+            <w:pPr>
+              <w:rPr>
+                <w:sz w:val="28"/>
+                <w:szCs w:val="28"/>
+              </w:rPr>
+            </w:pPr>
+            <w:r>
+              <w:rPr>
+                <w:sz w:val="28"/>
+                <w:szCs w:val="28"/>
+              </w:rPr>
+              <w:t>Тестирование</w:t>
+            </w:r>
+          </w:p>
+        </w:tc>
+        <w:tc>
+          <w:tcPr>
+            <w:tcW w:w="5200" w:type="dxa"/>
+          </w:tcPr>
+          <w:p>
+            <w:pPr>
+              <w:rPr>
+                <w:sz w:val="28"/>
+                <w:szCs w:val="28"/>
+              </w:rPr>
+            </w:pPr>
+            <w:r>
+              <w:rPr>
+                <w:sz w:val="28"/>
+                <w:szCs w:val="28"/>
+              </w:rPr>
+              <w:t>План тестирования, проверка корректности алгоритма и GUI, баг-репорты.</w:t>
+            </w:r>
+          </w:p>
+        </w:tc>
+      </w:tr>
+    </w:tbl>
+    <w:p>
+      <w:pPr>
+        <w:pStyle w:val="2"/>
+        <w:spacing w:before="300" w:after="150"/>
+        <w:rPr>
+          <w:color w:val="000000"/>
+          <w:sz w:val="28"/>
+          <w:szCs w:val="28"/>
+        </w:rPr>
+      </w:pPr>
+      <w:r>
+        <w:rPr>
+          <w:color w:val="000000"/>
+          <w:sz w:val="28"/>
+          <w:szCs w:val="28"/>
+        </w:rPr>
+        <w:t>График сдач</w:t>
+      </w:r>
+    </w:p>
+    <w:tbl>
+      <w:tblPr>
+        <w:tblStyle w:val="a6"/>
+        <w:tblW w:w="9660" w:type="dxa"/>
+        <w:tblInd w:w="-120" w:type="dxa"/>
+        <w:tblBorders>
+          <w:top w:val="single" w:sz="4" w:space="0" w:color="000000"/>
+          <w:left w:val="single" w:sz="4" w:space="0" w:color="000000"/>
+          <w:bottom w:val="single" w:sz="4" w:space="0" w:color="000000"/>
+          <w:right w:val="single" w:sz="4" w:space="0" w:color="000000"/>
+          <w:insideH w:val="single" w:sz="4" w:space="0" w:color="000000"/>
+          <w:insideV w:val="single" w:sz="4" w:space="0" w:color="000000"/>
+        </w:tblBorders>
+        <w:tblLayout w:type="fixed"/>
+        <w:tblLook w:val="0000" w:firstRow="0" w:lastRow="0" w:firstColumn="0" w:lastColumn="0" w:noHBand="0" w:noVBand="0"/>
+      </w:tblPr>
+      <w:tblGrid>
+        <w:gridCol w:w="1605"/>
+        <w:gridCol w:w="2595"/>
+        <w:gridCol w:w="5460"/>
+      </w:tblGrid>
+      <w:tr>
+        <w:tc>
+          <w:tcPr>
+            <w:tcW w:w="1605" w:type="dxa"/>
+            <w:shd w:val="clear" w:color="auto" w:fill="2F5496"/>
+          </w:tcPr>
+          <w:p>
+            <w:pPr>
+              <w:rPr>
+                <w:sz w:val="28"/>
+                <w:szCs w:val="28"/>
+              </w:rPr>
+            </w:pPr>
+            <w:r>
+              <w:rPr>
+                <w:b/>
+                <w:bCs/>
+                <w:sz w:val="28"/>
+                <w:szCs w:val="28"/>
+              </w:rPr>
+              <w:t>Дата</w:t>
+            </w:r>
+          </w:p>
+        </w:tc>
+        <w:tc>
+          <w:tcPr>
+            <w:tcW w:w="2595" w:type="dxa"/>
+            <w:shd w:val="clear" w:color="auto" w:fill="2F5496"/>
+          </w:tcPr>
+          <w:p>
+            <w:pPr>
+              <w:rPr>
+                <w:sz w:val="28"/>
+                <w:szCs w:val="28"/>
+              </w:rPr>
+            </w:pPr>
+            <w:r>
+              <w:rPr>
+                <w:b/>
+                <w:bCs/>
+                <w:sz w:val="28"/>
+                <w:szCs w:val="28"/>
+              </w:rPr>
+              <w:t>Этап</w:t>
+            </w:r>
+          </w:p>
+        </w:tc>
+        <w:tc>
+          <w:tcPr>
+            <w:tcW w:w="5460" w:type="dxa"/>
+            <w:shd w:val="clear" w:color="auto" w:fill="2F5496"/>
+          </w:tcPr>
+          <w:p>
+            <w:pPr>
+              <w:rPr>
+                <w:sz w:val="28"/>
+                <w:szCs w:val="28"/>
+              </w:rPr>
+            </w:pPr>
+            <w:r>
+              <w:rPr>
+                <w:b/>
+                <w:bCs/>
+                <w:sz w:val="28"/>
+                <w:szCs w:val="28"/>
+              </w:rPr>
+              <w:t>Что сдаём</w:t>
+            </w:r>
+          </w:p>
+        </w:tc>
+      </w:tr>
+      <w:tr>
+        <w:tc>
+          <w:tcPr>
+            <w:tcW w:w="1605" w:type="dxa"/>
+          </w:tcPr>
+          <w:p>
+            <w:pPr>
+              <w:rPr>
+                <w:sz w:val="28"/>
+                <w:szCs w:val="28"/>
+              </w:rPr>
+            </w:pPr>
+            <w:r>
+              <w:rPr>
+                <w:sz w:val="28"/>
+                <w:szCs w:val="28"/>
+              </w:rPr>
+              <w:t>10 июля</w:t>
+            </w:r>
+          </w:p>
+        </w:tc>
+        <w:tc>
+          <w:tcPr>
+            <w:tcW w:w="2595" w:type="dxa"/>
+          </w:tcPr>
+          <w:p>
+            <w:pPr>
+              <w:rPr>
+                <w:sz w:val="28"/>
+                <w:szCs w:val="28"/>
+              </w:rPr>
+            </w:pPr>
+            <w:r>
+              <w:rPr>
+                <w:sz w:val="28"/>
+                <w:szCs w:val="28"/>
+              </w:rPr>
+              <w:t>Спецификация</w:t>
+            </w:r>
+          </w:p>
+        </w:tc>
+        <w:tc>
+          <w:tcPr>
+            <w:tcW w:w="5460" w:type="dxa"/>
+          </w:tcPr>
+          <w:p>
+            <w:pPr>
+              <w:rPr>
+                <w:sz w:val="28"/>
+                <w:szCs w:val="28"/>
+              </w:rPr>
+            </w:pPr>
+            <w:r>
+              <w:rPr>
+                <w:sz w:val="28"/>
+                <w:szCs w:val="28"/>
+              </w:rPr>
+              <w:t xml:space="preserve">Согласование спецификации и плана, </w:t>
+            </w:r>
+            <w:proofErr w:type="spellStart"/>
+            <w:r>
+              <w:rPr>
+                <w:sz w:val="28"/>
+                <w:szCs w:val="28"/>
+              </w:rPr>
+              <w:t>репозиторий</w:t>
+            </w:r>
+            <w:proofErr w:type="spellEnd"/>
+            <w:r>
+              <w:rPr>
+                <w:sz w:val="28"/>
+                <w:szCs w:val="28"/>
+              </w:rPr>
+              <w:t xml:space="preserve"> создан и отправлен преподавателю</w:t>
+            </w:r>
+          </w:p>
+        </w:tc>
+      </w:tr>
+      <w:tr>
+        <w:tc>
+          <w:tcPr>
+            <w:tcW w:w="1605" w:type="dxa"/>
+          </w:tcPr>
+          <w:p>
+            <w:pPr>
+              <w:rPr>
+                <w:sz w:val="28"/>
+                <w:szCs w:val="28"/>
+              </w:rPr>
+            </w:pPr>
+            <w:r>
+              <w:rPr>
+                <w:sz w:val="28"/>
+                <w:szCs w:val="28"/>
+              </w:rPr>
+              <w:t>13</w:t>
+            </w:r>
+            <w:r>
+              <w:rPr>
+                <w:sz w:val="28"/>
+                <w:szCs w:val="28"/>
+              </w:rPr>
+              <w:t xml:space="preserve"> июля (</w:t>
+            </w:r>
+            <w:proofErr w:type="spellStart"/>
+            <w:r>
+              <w:rPr>
+                <w:sz w:val="28"/>
+                <w:szCs w:val="28"/>
+              </w:rPr>
+              <w:t>пн</w:t>
+            </w:r>
+            <w:proofErr w:type="spellEnd"/>
+            <w:r>
+              <w:rPr>
+                <w:sz w:val="28"/>
+                <w:szCs w:val="28"/>
+              </w:rPr>
+              <w:t>)</w:t>
+            </w:r>
+          </w:p>
+        </w:tc>
+        <w:tc>
+          <w:tcPr>
+            <w:tcW w:w="2595" w:type="dxa"/>
+          </w:tcPr>
+          <w:p>
+            <w:pPr>
+              <w:rPr>
+                <w:sz w:val="28"/>
+                <w:szCs w:val="28"/>
+              </w:rPr>
+            </w:pPr>
+            <w:r>
+              <w:rPr>
+                <w:sz w:val="28"/>
+                <w:szCs w:val="28"/>
+              </w:rPr>
+              <w:t>Прототип</w:t>
+            </w:r>
+          </w:p>
+        </w:tc>
+        <w:tc>
+          <w:tcPr>
+            <w:tcW w:w="5460" w:type="dxa"/>
+          </w:tcPr>
+          <w:p>
+            <w:pPr>
+              <w:rPr>
+                <w:sz w:val="28"/>
+                <w:szCs w:val="28"/>
+              </w:rPr>
+            </w:pPr>
+            <w:r>
+              <w:rPr>
+                <w:sz w:val="28"/>
+                <w:szCs w:val="28"/>
+              </w:rPr>
+              <w:t>Срок сдачи прототипа</w:t>
+            </w:r>
+            <w:r>
+              <w:rPr>
+                <w:sz w:val="28"/>
+                <w:szCs w:val="28"/>
+              </w:rPr>
+              <w:t>, скелет приложения</w:t>
+            </w:r>
+          </w:p>
+        </w:tc>
+      </w:tr>
+      <w:tr>
+        <w:tc>
+          <w:tcPr>
+            <w:tcW w:w="1605" w:type="dxa"/>
+          </w:tcPr>
+          <w:p>
+            <w:pPr>
+              <w:rPr>
+                <w:sz w:val="28"/>
+                <w:szCs w:val="28"/>
+              </w:rPr>
+            </w:pPr>
+            <w:proofErr w:type="gramStart"/>
+            <w:r>
+              <w:rPr>
+                <w:sz w:val="28"/>
+                <w:szCs w:val="28"/>
+              </w:rPr>
+              <w:t>15  июля</w:t>
+            </w:r>
+            <w:proofErr w:type="gramEnd"/>
+            <w:r>
+              <w:rPr>
+                <w:sz w:val="28"/>
+                <w:szCs w:val="28"/>
+              </w:rPr>
+              <w:t xml:space="preserve"> (ср</w:t>
+            </w:r>
+            <w:r>
+              <w:rPr>
+                <w:sz w:val="28"/>
+                <w:szCs w:val="28"/>
+              </w:rPr>
+              <w:t>)</w:t>
+            </w:r>
+          </w:p>
+        </w:tc>
+        <w:tc>
+          <w:tcPr>
+            <w:tcW w:w="2595" w:type="dxa"/>
+          </w:tcPr>
+          <w:p>
+            <w:pPr>
+              <w:rPr>
+                <w:sz w:val="28"/>
+                <w:szCs w:val="28"/>
+              </w:rPr>
+            </w:pPr>
+            <w:r>
+              <w:rPr>
+                <w:sz w:val="28"/>
+                <w:szCs w:val="28"/>
+              </w:rPr>
+              <w:t>Версия 1</w:t>
+            </w:r>
+          </w:p>
+        </w:tc>
+        <w:tc>
+          <w:tcPr>
+            <w:tcW w:w="5460" w:type="dxa"/>
+          </w:tcPr>
+          <w:p>
+            <w:pPr>
+              <w:rPr>
+                <w:sz w:val="28"/>
+                <w:szCs w:val="28"/>
+              </w:rPr>
+            </w:pPr>
+            <w:r>
+              <w:rPr>
+                <w:sz w:val="28"/>
+                <w:szCs w:val="28"/>
+              </w:rPr>
+              <w:t xml:space="preserve">Алгоритм </w:t>
+            </w:r>
+            <w:proofErr w:type="spellStart"/>
+            <w:r>
+              <w:rPr>
+                <w:sz w:val="28"/>
+                <w:szCs w:val="28"/>
+              </w:rPr>
+              <w:t>Дейкстры</w:t>
+            </w:r>
+            <w:proofErr w:type="spellEnd"/>
+            <w:r>
+              <w:rPr>
+                <w:sz w:val="28"/>
+                <w:szCs w:val="28"/>
+              </w:rPr>
+              <w:t xml:space="preserve"> реализован и корректно работает пошагово</w:t>
+            </w:r>
+            <w:r>
+              <w:rPr>
+                <w:sz w:val="28"/>
+                <w:szCs w:val="28"/>
+              </w:rPr>
+              <w:t xml:space="preserve">, выводит </w:t>
+            </w:r>
+            <w:proofErr w:type="spellStart"/>
+            <w:r>
+              <w:rPr>
+                <w:sz w:val="28"/>
+                <w:szCs w:val="28"/>
+              </w:rPr>
+              <w:t>теккстовые</w:t>
+            </w:r>
+            <w:proofErr w:type="spellEnd"/>
+            <w:r>
+              <w:rPr>
+                <w:sz w:val="28"/>
+                <w:szCs w:val="28"/>
+              </w:rPr>
+              <w:t xml:space="preserve"> данные</w:t>
+            </w:r>
+          </w:p>
+        </w:tc>
+      </w:tr>
+      <w:tr>
+        <w:tc>
+          <w:tcPr>
+            <w:tcW w:w="1605" w:type="dxa"/>
+          </w:tcPr>
+          <w:p>
+            <w:pPr>
+              <w:rPr>
+                <w:sz w:val="28"/>
+                <w:szCs w:val="28"/>
+              </w:rPr>
+            </w:pPr>
+            <w:r>
+              <w:rPr>
+                <w:sz w:val="28"/>
+                <w:szCs w:val="28"/>
+              </w:rPr>
+              <w:t>17 июля (</w:t>
+            </w:r>
+            <w:proofErr w:type="spellStart"/>
+            <w:r>
+              <w:rPr>
+                <w:sz w:val="28"/>
+                <w:szCs w:val="28"/>
+              </w:rPr>
+              <w:t>пт</w:t>
+            </w:r>
+            <w:proofErr w:type="spellEnd"/>
+            <w:r>
+              <w:rPr>
+                <w:sz w:val="28"/>
+                <w:szCs w:val="28"/>
+              </w:rPr>
+              <w:t>)</w:t>
+            </w:r>
+          </w:p>
+        </w:tc>
+        <w:tc>
+          <w:tcPr>
+            <w:tcW w:w="2595" w:type="dxa"/>
+          </w:tcPr>
+          <w:p>
+            <w:pPr>
+              <w:rPr>
+                <w:sz w:val="28"/>
+                <w:szCs w:val="28"/>
+              </w:rPr>
+            </w:pPr>
+            <w:r>
+              <w:rPr>
+                <w:sz w:val="28"/>
+                <w:szCs w:val="28"/>
+              </w:rPr>
+              <w:t>Версия 2</w:t>
+            </w:r>
+          </w:p>
+        </w:tc>
+        <w:tc>
+          <w:tcPr>
+            <w:tcW w:w="5460" w:type="dxa"/>
+          </w:tcPr>
+          <w:p>
+            <w:pPr>
+              <w:rPr>
+                <w:sz w:val="28"/>
+                <w:szCs w:val="28"/>
+              </w:rPr>
+            </w:pPr>
+            <w:r>
+              <w:rPr>
+                <w:sz w:val="28"/>
+                <w:szCs w:val="28"/>
+              </w:rPr>
+              <w:t xml:space="preserve">Полная визуализация: подсветка, </w:t>
+            </w:r>
+            <w:r>
+              <w:rPr>
+                <w:sz w:val="28"/>
+                <w:szCs w:val="28"/>
+              </w:rPr>
+              <w:t xml:space="preserve">путь между вершинами, </w:t>
+            </w:r>
+            <w:proofErr w:type="spellStart"/>
+            <w:r>
+              <w:rPr>
+                <w:sz w:val="28"/>
+                <w:szCs w:val="28"/>
+              </w:rPr>
+              <w:t>валидация</w:t>
+            </w:r>
+            <w:proofErr w:type="spellEnd"/>
+            <w:r>
+              <w:rPr>
+                <w:sz w:val="28"/>
+                <w:szCs w:val="28"/>
+              </w:rPr>
+              <w:t>, режимы шаг/мгновенно</w:t>
+            </w:r>
+          </w:p>
+        </w:tc>
+      </w:tr>
+    </w:tbl>
+    <w:p>
+      <w:pPr>
+        <w:pStyle w:val="2"/>
+        <w:spacing w:before="300" w:after="150"/>
+        <w:rPr>
+          <w:color w:val="000000"/>
+          <w:sz w:val="28"/>
+          <w:szCs w:val="28"/>
+        </w:rPr>
+      </w:pPr>
+      <w:r>
+        <w:rPr>
+          <w:color w:val="000000"/>
+          <w:sz w:val="28"/>
+          <w:szCs w:val="28"/>
+        </w:rPr>
+        <w:t>По каждому этапу:</w:t>
       </w:r>
     </w:p>
     <w:p>
@@ -218,7 +1102,7 @@
           <w:sz w:val="28"/>
           <w:szCs w:val="28"/>
         </w:rPr>
-        <w:t>Версия 1:</w:t>
+        <w:t>Версия 1 — только корректность алгоритма, без визуализации:</w:t>
       </w:r>
     </w:p>
     <w:p>
@@ -242,10 +1126,29 @@
       </w:pPr>
       <w:r>
         <w:rPr>
-          <w:sz w:val="28"/>
-          <w:szCs w:val="28"/>
-        </w:rPr>
-        <w:t>Разделение и связь элементов графического интерфейса</w:t>
+          <w:rFonts w:ascii="Gungsuh" w:eastAsia="Gungsuh" w:hAnsi="Gungsuh" w:cs="Gungsuh"/>
+          <w:sz w:val="28"/>
+          <w:szCs w:val="28"/>
+        </w:rPr>
+        <w:t xml:space="preserve">Реализация </w:t>
+      </w:r>
+      <w:proofErr w:type="spellStart"/>
+      <w:r>
+        <w:rPr>
+          <w:rFonts w:ascii="Gungsuh" w:eastAsia="Gungsuh" w:hAnsi="Gungsuh" w:cs="Gungsuh"/>
+          <w:sz w:val="28"/>
+          <w:szCs w:val="28"/>
+        </w:rPr>
+        <w:t>Дейкстры</w:t>
+      </w:r>
+      <w:proofErr w:type="spellEnd"/>
+      <w:r>
+        <w:rPr>
+          <w:rFonts w:ascii="Gungsuh" w:eastAsia="Gungsuh" w:hAnsi="Gungsuh" w:cs="Gungsuh"/>
+          <w:sz w:val="28"/>
+          <w:szCs w:val="28"/>
+        </w:rPr>
+        <w:t xml:space="preserve"> в пошаговом виде (шаг → промежуточное состояние, а не сразу результат)</w:t>
       </w:r>
     </w:p>
     <w:p>
@@ -269,29 +1172,10 @@
       </w:pPr>
       <w:r>
         <w:rPr>
-          <w:rFonts w:ascii="Gungsuh" w:eastAsia="Gungsuh" w:hAnsi="Gungsuh" w:cs="Gungsuh"/>
-          <w:sz w:val="28"/>
-          <w:szCs w:val="28"/>
-        </w:rPr>
-        <w:t xml:space="preserve">Реализация </w:t>
-      </w:r>
-      <w:proofErr w:type="spellStart"/>
-      <w:r>
-        <w:rPr>
-          <w:rFonts w:ascii="Gungsuh" w:eastAsia="Gungsuh" w:hAnsi="Gungsuh" w:cs="Gungsuh"/>
-          <w:sz w:val="28"/>
-          <w:szCs w:val="28"/>
-        </w:rPr>
-        <w:t>Дейкстры</w:t>
-      </w:r>
-      <w:proofErr w:type="spellEnd"/>
-      <w:r>
-        <w:rPr>
-          <w:rFonts w:ascii="Gungsuh" w:eastAsia="Gungsuh" w:hAnsi="Gungsuh" w:cs="Gungsuh"/>
-          <w:sz w:val="28"/>
-          <w:szCs w:val="28"/>
-        </w:rPr>
-        <w:t xml:space="preserve"> в пошаговом виде (шаг → промежуточное состояние, а не сразу результат)</w:t>
+          <w:sz w:val="28"/>
+          <w:szCs w:val="28"/>
+        </w:rPr>
+        <w:t>Сигнал о завершении работы алгоритма</w:t>
       </w:r>
     </w:p>
     <w:p>
@@ -318,7 +1202,7 @@
           <w:sz w:val="28"/>
           <w:szCs w:val="28"/>
         </w:rPr>
-        <w:t>Подсветка текущей вершины и вычисляемых соседей на каждом шаге</w:t>
+        <w:t>Текстовый вывод хода работы алгоритма и найденных путей с длинами</w:t>
       </w:r>
     </w:p>
     <w:p>
@@ -345,14 +1229,8 @@
           <w:sz w:val="28"/>
           <w:szCs w:val="28"/>
         </w:rPr>
-        <w:t>Обновление и отображе</w:t>
-      </w:r>
-      <w:r>
-        <w:rPr>
-          <w:sz w:val="28"/>
-          <w:szCs w:val="28"/>
-        </w:rPr>
-        <w:t>ние промежуточных расстояний рядом с вершинами</w:t>
+        <w:lastRenderedPageBreak/>
+        <w:t>Тестирование корректности работы алгоритма</w:t>
       </w:r>
     </w:p>
     <w:p>
@@ -379,7 +1257,7 @@
           <w:sz w:val="28"/>
           <w:szCs w:val="28"/>
         </w:rPr>
-        <w:t>Сигнал о завершении работы алгоритма</w:t>
+        <w:t>Реализация графического интерфейса динамически изменяемого графа</w:t>
       </w:r>
     </w:p>
     <w:p>
@@ -406,7 +1284,76 @@
           <w:sz w:val="28"/>
           <w:szCs w:val="28"/>
         </w:rPr>
-        <w:t>Тестирование графического интерфейса</w:t>
+        <w:t>Базовый запуск алгоритма из интерфейса (кнопка «Запуск»), результат —</w:t>
+      </w:r>
+      <w:r>
+        <w:rPr>
+          <w:sz w:val="28"/>
+          <w:szCs w:val="28"/>
+        </w:rPr>
+        <w:t xml:space="preserve"> </w:t>
+      </w:r>
+      <w:r>
+        <w:rPr>
+          <w:sz w:val="28"/>
+          <w:szCs w:val="28"/>
+        </w:rPr>
+        <w:t>итоговые расстояния</w:t>
+      </w:r>
+      <w:r>
+        <w:rPr>
+          <w:sz w:val="28"/>
+          <w:szCs w:val="28"/>
+        </w:rPr>
+        <w:t xml:space="preserve"> и пути, без</w:t>
+      </w:r>
+      <w:r>
+        <w:rPr>
+          <w:sz w:val="28"/>
+          <w:szCs w:val="28"/>
+        </w:rPr>
+        <w:t xml:space="preserve"> анимации</w:t>
+      </w:r>
+    </w:p>
+    <w:p>
+      <w:pPr>
+        <w:pBdr>
+          <w:top w:val="nil"/>
+          <w:left w:val="nil"/>
+          <w:bottom w:val="nil"/>
+          <w:right w:val="nil"/>
+          <w:between w:val="nil"/>
+        </w:pBdr>
+        <w:spacing w:after="80"/>
+        <w:rPr>
+          <w:sz w:val="28"/>
+          <w:szCs w:val="28"/>
+        </w:rPr>
+      </w:pPr>
+    </w:p>
+    <w:p>
+      <w:pPr>
+        <w:spacing w:after="150"/>
+        <w:rPr>
+          <w:sz w:val="28"/>
+          <w:szCs w:val="28"/>
+        </w:rPr>
+      </w:pPr>
+      <w:r>
+        <w:rPr>
+          <w:sz w:val="28"/>
+          <w:szCs w:val="28"/>
+        </w:rPr>
+        <w:t>Версия 2 / финал — визуализация</w:t>
+      </w:r>
+      <w:bookmarkStart w:id="0" w:name="_GoBack"/>
+      <w:bookmarkEnd w:id="0"/>
+      <w:r>
+        <w:rPr>
+          <w:sz w:val="28"/>
+          <w:szCs w:val="28"/>
+        </w:rPr>
+        <w:t>:</w:t>
       </w:r>
     </w:p>
     <w:p>
@@ -433,30 +1380,7 @@
           <w:sz w:val="28"/>
           <w:szCs w:val="28"/>
         </w:rPr>
-        <w:t>Тестирование работы алгоритма</w:t>
-      </w:r>
-    </w:p>
-    <w:p>
-      <w:pPr>
-        <w:spacing w:after="150"/>
-        <w:rPr>
-          <w:sz w:val="28"/>
-          <w:szCs w:val="28"/>
-        </w:rPr>
-      </w:pPr>
-      <w:r>
-        <w:rPr>
-          <w:sz w:val="28"/>
-          <w:szCs w:val="28"/>
-        </w:rPr>
-        <w:t>Версия 2</w:t>
-      </w:r>
-      <w:r>
-        <w:rPr>
-          <w:sz w:val="28"/>
-          <w:szCs w:val="28"/>
-        </w:rPr>
-        <w:t>:</w:t>
+        <w:t>Подсветка текущей вершины и вычисляемых соседей на каждом шаге</w:t>
       </w:r>
     </w:p>
     <w:p>
@@ -483,7 +1407,14 @@
           <w:sz w:val="28"/>
           <w:szCs w:val="28"/>
         </w:rPr>
-        <w:t>Восстановление и подсветка кратчайшего пути между двумя выбранными вершинами</w:t>
+        <w:t>Обновление и отображение п</w:t>
+      </w:r>
+      <w:r>
+        <w:rPr>
+          <w:sz w:val="28"/>
+          <w:szCs w:val="28"/>
+        </w:rPr>
+        <w:t>ромежуточных расстояний рядом с вершинами по ходу работы</w:t>
       </w:r>
     </w:p>
     <w:p>
@@ -510,7 +1441,7 @@
           <w:sz w:val="28"/>
           <w:szCs w:val="28"/>
         </w:rPr>
-        <w:t>Текстовый вывод пути и его длины</w:t>
+        <w:t>Построение дерева путей по ходу работы алгоритма</w:t>
       </w:r>
     </w:p>
     <w:p>
@@ -532,38 +1463,13 @@
           <w:szCs w:val="28"/>
         </w:rPr>
       </w:pPr>
-      <w:proofErr w:type="spellStart"/>
-      <w:r>
-        <w:rPr>
-          <w:sz w:val="28"/>
-          <w:szCs w:val="28"/>
-        </w:rPr>
-        <w:t>Валидация</w:t>
-      </w:r>
-      <w:proofErr w:type="spellEnd"/>
-      <w:r>
-        <w:rPr>
-          <w:sz w:val="28"/>
-          <w:szCs w:val="28"/>
-        </w:rPr>
-        <w:t xml:space="preserve"> ввода: отрицательная/нечисловая дл</w:t>
-      </w:r>
-      <w:r>
-        <w:rPr>
-          <w:sz w:val="28"/>
-          <w:szCs w:val="28"/>
-        </w:rPr>
-        <w:t xml:space="preserve">ина, петли, </w:t>
-      </w:r>
-      <w:proofErr w:type="spellStart"/>
-      <w:r>
-        <w:rPr>
-          <w:sz w:val="28"/>
-          <w:szCs w:val="28"/>
-        </w:rPr>
-        <w:t>мультирёбра</w:t>
-      </w:r>
-      <w:proofErr w:type="spellEnd"/>
+      <w:r>
+        <w:rPr>
+          <w:sz w:val="28"/>
+          <w:szCs w:val="28"/>
+        </w:rPr>
+        <w:t>Восстановление и подсветка кратчайшего пути между двумя выбранными вершинами после работы алгоритма</w:t>
+      </w:r>
     </w:p>
     <w:p>
       <w:pPr>
@@ -584,43 +1490,31 @@
           <w:szCs w:val="28"/>
         </w:rPr>
       </w:pPr>
-      <w:r>
-        <w:rPr>
-          <w:sz w:val="28"/>
-          <w:szCs w:val="28"/>
-        </w:rPr>
-        <w:t xml:space="preserve">Полировка и тестирование пользовательского </w:t>
-      </w:r>
-      <w:r>
-        <w:rPr>
-          <w:sz w:val="28"/>
-          <w:szCs w:val="28"/>
-        </w:rPr>
-        <w:t>интерфейса</w:t>
-      </w:r>
-    </w:p>
-    <w:p>
-      <w:pPr>
-        <w:pBdr>
-          <w:top w:val="nil"/>
-          <w:left w:val="nil"/>
-          <w:bottom w:val="nil"/>
-          <w:right w:val="nil"/>
-          <w:between w:val="nil"/>
-        </w:pBdr>
-        <w:spacing w:after="80"/>
-        <w:rPr>
-          <w:sz w:val="28"/>
-          <w:szCs w:val="28"/>
-        </w:rPr>
-      </w:pPr>
-      <w:r>
-        <w:rPr>
-          <w:sz w:val="28"/>
-          <w:szCs w:val="28"/>
-        </w:rPr>
-        <w:t>Версия 3:</w:t>
-      </w:r>
+      <w:proofErr w:type="spellStart"/>
+      <w:r>
+        <w:rPr>
+          <w:sz w:val="28"/>
+          <w:szCs w:val="28"/>
+        </w:rPr>
+        <w:t>Валидация</w:t>
+      </w:r>
+      <w:proofErr w:type="spellEnd"/>
+      <w:r>
+        <w:rPr>
+          <w:sz w:val="28"/>
+          <w:szCs w:val="28"/>
+        </w:rPr>
+        <w:t xml:space="preserve"> ввода: отрицательная/нечисловая длина, петли, </w:t>
+      </w:r>
+      <w:proofErr w:type="spellStart"/>
+      <w:r>
+        <w:rPr>
+          <w:sz w:val="28"/>
+          <w:szCs w:val="28"/>
+        </w:rPr>
+        <w:t>мультирёбра</w:t>
+      </w:r>
+      <w:proofErr w:type="spellEnd"/>
     </w:p>
     <w:p>
       <w:pPr>
@@ -673,89 +1567,8 @@
           <w:sz w:val="28"/>
           <w:szCs w:val="28"/>
         </w:rPr>
-        <w:t>Добавление дополнительного функционала</w:t>
-      </w:r>
-    </w:p>
-    <w:p>
-      <w:pPr>
-        <w:numPr>
-          <w:ilvl w:val="0"/>
-          <w:numId w:val="1"/>
-        </w:numPr>
-        <w:pBdr>
-          <w:top w:val="nil"/>
-          <w:left w:val="nil"/>
-          <w:bottom w:val="nil"/>
-          <w:right w:val="nil"/>
-          <w:between w:val="nil"/>
-        </w:pBdr>
-        <w:spacing w:after="80"/>
-        <w:rPr>
-          <w:sz w:val="28"/>
-          <w:szCs w:val="28"/>
-        </w:rPr>
-      </w:pPr>
-      <w:r>
-        <w:rPr>
-          <w:sz w:val="28"/>
-          <w:szCs w:val="28"/>
-          <w:lang w:val="en-US"/>
-        </w:rPr>
-        <w:t>UX-</w:t>
-      </w:r>
-      <w:r>
-        <w:rPr>
-          <w:sz w:val="28"/>
-          <w:szCs w:val="28"/>
-        </w:rPr>
-        <w:t>тестирование</w:t>
-      </w:r>
-    </w:p>
-    <w:p>
-      <w:pPr>
-        <w:numPr>
-          <w:ilvl w:val="0"/>
-          <w:numId w:val="1"/>
-        </w:numPr>
-        <w:pBdr>
-          <w:top w:val="nil"/>
-          <w:left w:val="nil"/>
-          <w:bottom w:val="nil"/>
-          <w:right w:val="nil"/>
-          <w:between w:val="nil"/>
-        </w:pBdr>
-        <w:spacing w:after="80"/>
-        <w:rPr>
-          <w:sz w:val="28"/>
-          <w:szCs w:val="28"/>
-        </w:rPr>
-      </w:pPr>
-      <w:r>
-        <w:rPr>
-          <w:sz w:val="28"/>
-          <w:szCs w:val="28"/>
-        </w:rPr>
-        <w:t>Отчет</w:t>
-      </w:r>
-      <w:bookmarkStart w:id="1" w:name="_GoBack"/>
-      <w:bookmarkEnd w:id="1"/>
-    </w:p>
-    <w:p>
-      <w:pPr>
-        <w:pStyle w:val="a5"/>
-        <w:pBdr>
-          <w:top w:val="nil"/>
-          <w:left w:val="nil"/>
-          <w:bottom w:val="nil"/>
-          <w:right w:val="nil"/>
-          <w:between w:val="nil"/>
-        </w:pBdr>
-        <w:spacing w:after="80"/>
-        <w:rPr>
-          <w:sz w:val="28"/>
-          <w:szCs w:val="28"/>
-        </w:rPr>
-      </w:pPr>
+        <w:t>Полировка интерфейса, финальное тестирование, отчёт</w:t>
+      </w:r>
     </w:p>
     <w:sectPr>
       <w:pgSz w:w="11906" w:h="16838"/>
@@ -770,122 +1583,9 @@
 <file path=word/numbering.xml><?xml version="1.0" encoding="utf-8"?>
 <w:numbering xmlns:wpc="http://schemas.microsoft.com/office/word/2010/wordprocessingCanvas" xmlns:mc="http://schemas.openxmlformats.org/markup-compatibility/2006" xmlns:o="urn:schemas-microsoft-com:office:office" xmlns:r="http://schemas.openxmlformats.org/officeDocument/2006/relationships" xmlns:m="http://schemas.openxmlformats.org/officeDocument/2006/math" xmlns:v="urn:schemas-microsoft-com:vml" xmlns:wp14="http://schemas.microsoft.com/office/word/2010/wordprocessingDrawing" xmlns:wp="http://schemas.openxmlformats.org/drawingml/2006/wordprocessingDrawing" xmlns:w10="urn:schemas-microsoft-com:office:word" xmlns:w="http://schemas.openxmlformats.org/wordprocessingml/2006/main" xmlns:w14="http://schemas.microsoft.com/office/word/2010/wordml" xmlns:w15="http://schemas.microsoft.com/office/word/2012/wordml" xmlns:wpg="http://schemas.microsoft.com/office/word/2010/wordprocessingGroup" xmlns:wpi="http://schemas.microsoft.com/office/word/2010/wordprocessingInk" xmlns:wne="http://schemas.microsoft.com/office/word/2006/wordml" xmlns:wps="http://schemas.microsoft.com/office/word/2010/wordprocessingShape" mc:Ignorable="w14 w15 wp14">
   <w:abstractNum w:abstractNumId="0">
-    <w:nsid w:val="57B91B66"/>
-    <w:multiLevelType w:val="hybridMultilevel"/>
-    <w:tmpl w:val="BF26A072"/>
-    <w:lvl w:ilvl="0" w:tplc="04190001">
-      <w:start w:val="1"/>
-      <w:numFmt w:val="bullet"/>
-      <w:lvlText w:val=""/>
-      <w:lvlJc w:val="left"/>
-      <w:pPr>
-        <w:ind w:left="720" w:hanging="360"/>
-      </w:pPr>
-      <w:rPr>
-        <w:rFonts w:ascii="Symbol" w:hAnsi="Symbol" w:hint="default"/>
-      </w:rPr>
-    </w:lvl>
-    <w:lvl w:ilvl="1" w:tplc="04190003" w:tentative="1">
-      <w:start w:val="1"/>
-      <w:numFmt w:val="bullet"/>
-      <w:lvlText w:val="o"/>
-      <w:lvlJc w:val="left"/>
-      <w:pPr>
-        <w:ind w:left="1440" w:hanging="360"/>
-      </w:pPr>
-      <w:rPr>
-        <w:rFonts w:ascii="Courier New" w:hAnsi="Courier New" w:cs="Courier New" w:hint="default"/>
-      </w:rPr>
-    </w:lvl>
-    <w:lvl w:ilvl="2" w:tplc="04190005" w:tentative="1">
-      <w:start w:val="1"/>
-      <w:numFmt w:val="bullet"/>
-      <w:lvlText w:val=""/>
-      <w:lvlJc w:val="left"/>
-      <w:pPr>
-        <w:ind w:left="2160" w:hanging="360"/>
-      </w:pPr>
-      <w:rPr>
-        <w:rFonts w:ascii="Wingdings" w:hAnsi="Wingdings" w:hint="default"/>
-      </w:rPr>
-    </w:lvl>
-    <w:lvl w:ilvl="3" w:tplc="04190001" w:tentative="1">
-      <w:start w:val="1"/>
-      <w:numFmt w:val="bullet"/>
-      <w:lvlText w:val=""/>
-      <w:lvlJc w:val="left"/>
-      <w:pPr>
-        <w:ind w:left="2880" w:hanging="360"/>
-      </w:pPr>
-      <w:rPr>
-        <w:rFonts w:ascii="Symbol" w:hAnsi="Symbol" w:hint="default"/>
-      </w:rPr>
-    </w:lvl>
-    <w:lvl w:ilvl="4" w:tplc="04190003" w:tentative="1">
-      <w:start w:val="1"/>
-      <w:numFmt w:val="bullet"/>
-      <w:lvlText w:val="o"/>
-      <w:lvlJc w:val="left"/>
-      <w:pPr>
-        <w:ind w:left="3600" w:hanging="360"/>
-      </w:pPr>
-      <w:rPr>
-        <w:rFonts w:ascii="Courier New" w:hAnsi="Courier New" w:cs="Courier New" w:hint="default"/>
-      </w:rPr>
-    </w:lvl>
-    <w:lvl w:ilvl="5" w:tplc="04190005" w:tentative="1">
-      <w:start w:val="1"/>
-      <w:numFmt w:val="bullet"/>
-      <w:lvlText w:val=""/>
-      <w:lvlJc w:val="left"/>
-      <w:pPr>
-        <w:ind w:left="4320" w:hanging="360"/>
-      </w:pPr>
-      <w:rPr>
-        <w:rFonts w:ascii="Wingdings" w:hAnsi="Wingdings" w:hint="default"/>
-      </w:rPr>
-    </w:lvl>
-    <w:lvl w:ilvl="6" w:tplc="04190001" w:tentative="1">
-      <w:start w:val="1"/>
-      <w:numFmt w:val="bullet"/>
-      <w:lvlText w:val=""/>
-      <w:lvlJc w:val="left"/>
-      <w:pPr>
-        <w:ind w:left="5040" w:hanging="360"/>
-      </w:pPr>
-      <w:rPr>
-        <w:rFonts w:ascii="Symbol" w:hAnsi="Symbol" w:hint="default"/>
-      </w:rPr>
-    </w:lvl>
-    <w:lvl w:ilvl="7" w:tplc="04190003" w:tentative="1">
-      <w:start w:val="1"/>
-      <w:numFmt w:val="bullet"/>
-      <w:lvlText w:val="o"/>
-      <w:lvlJc w:val="left"/>
-      <w:pPr>
-        <w:ind w:left="5760" w:hanging="360"/>
-      </w:pPr>
-      <w:rPr>
-        <w:rFonts w:ascii="Courier New" w:hAnsi="Courier New" w:cs="Courier New" w:hint="default"/>
-      </w:rPr>
-    </w:lvl>
-    <w:lvl w:ilvl="8" w:tplc="04190005" w:tentative="1">
-      <w:start w:val="1"/>
-      <w:numFmt w:val="bullet"/>
-      <w:lvlText w:val=""/>
-      <w:lvlJc w:val="left"/>
-      <w:pPr>
-        <w:ind w:left="6480" w:hanging="360"/>
-      </w:pPr>
-      <w:rPr>
-        <w:rFonts w:ascii="Wingdings" w:hAnsi="Wingdings" w:hint="default"/>
-      </w:rPr>
-    </w:lvl>
-  </w:abstractNum>
-  <w:abstractNum w:abstractNumId="1">
-    <w:nsid w:val="72711733"/>
+    <w:nsid w:val="25E2037D"/>
     <w:multiLevelType w:val="multilevel"/>
-    <w:tmpl w:val="646A9198"/>
+    <w:tmpl w:val="FAD2D3FA"/>
     <w:lvl w:ilvl="0">
       <w:start w:val="1"/>
       <w:numFmt w:val="bullet"/>
@@ -969,9 +1669,6 @@
     </w:lvl>
   </w:abstractNum>
   <w:num w:numId="1">
-    <w:abstractNumId w:val="1"/>
-  </w:num>
-  <w:num w:numId="2">
     <w:abstractNumId w:val="0"/>
   </w:num>
 </w:numbering>
@@ -1555,16 +2252,31 @@
       <w:szCs w:val="48"/>
     </w:rPr>
   </w:style>
-  <w:style w:type="paragraph" w:styleId="a5">
-    <w:name w:val="List Paragraph"/>
-    <w:basedOn w:val="a"/>
-    <w:uiPriority w:val="34"/>
-    <w:qFormat/>
-    <w:rsid w:val="00092DF4"/>
-    <w:pPr>
-      <w:ind w:left="720"/>
-      <w:contextualSpacing/>
-    </w:pPr>
+  <w:style w:type="table" w:customStyle="1" w:styleId="a5">
+    <w:basedOn w:val="TableNormal"/>
+    <w:tblPr>
+      <w:tblStyleRowBandSize w:val="1"/>
+      <w:tblStyleColBandSize w:val="1"/>
+      <w:tblCellMar>
+        <w:top w:w="0" w:type="dxa"/>
+        <w:left w:w="115" w:type="dxa"/>
+        <w:bottom w:w="0" w:type="dxa"/>
+        <w:right w:w="115" w:type="dxa"/>
+      </w:tblCellMar>
+    </w:tblPr>
+  </w:style>
+  <w:style w:type="table" w:customStyle="1" w:styleId="a6">
+    <w:basedOn w:val="TableNormal"/>
+    <w:tblPr>
+      <w:tblStyleRowBandSize w:val="1"/>
+      <w:tblStyleColBandSize w:val="1"/>
+      <w:tblCellMar>
+        <w:top w:w="0" w:type="dxa"/>
+        <w:left w:w="115" w:type="dxa"/>
+        <w:bottom w:w="0" w:type="dxa"/>
+        <w:right w:w="115" w:type="dxa"/>
+      </w:tblCellMar>
+    </w:tblPr>
   </w:style>
 </w:styles>
 </file>

--- a/work_plan.docx
+++ b/work_plan.docx
@@ -330,6 +330,22 @@
               <w:t>Фронтенд</w:t>
             </w:r>
             <w:proofErr w:type="spellEnd"/>
+            <w:r>
+              <w:rPr>
+                <w:sz w:val="28"/>
+                <w:szCs w:val="28"/>
+              </w:rPr>
+              <w:t xml:space="preserve"> + </w:t>
+            </w:r>
+            <w:proofErr w:type="spellStart"/>
+            <w:r>
+              <w:rPr>
+                <w:sz w:val="28"/>
+                <w:szCs w:val="28"/>
+              </w:rPr>
+              <w:t>Бэкэнд</w:t>
+            </w:r>
+            <w:proofErr w:type="spellEnd"/>
           </w:p>
         </w:tc>
         <w:tc>
@@ -364,7 +380,14 @@
                 <w:sz w:val="28"/>
                 <w:szCs w:val="28"/>
               </w:rPr>
-              <w:t xml:space="preserve"> графа, подсветка, кнопки, панель текстовых пояснений</w:t>
+              <w:t xml:space="preserve"> графа, подсветка вершин и ребер</w:t>
+            </w:r>
+            <w:r>
+              <w:rPr>
+                <w:sz w:val="28"/>
+                <w:szCs w:val="28"/>
+              </w:rPr>
+              <w:t xml:space="preserve"> </w:t>
             </w:r>
           </w:p>
         </w:tc>
@@ -408,6 +431,22 @@
               </w:rPr>
               <w:t>Тестирование</w:t>
             </w:r>
+            <w:r>
+              <w:rPr>
+                <w:sz w:val="28"/>
+                <w:szCs w:val="28"/>
+              </w:rPr>
+              <w:t xml:space="preserve"> + </w:t>
+            </w:r>
+            <w:proofErr w:type="spellStart"/>
+            <w:r>
+              <w:rPr>
+                <w:sz w:val="28"/>
+                <w:szCs w:val="28"/>
+              </w:rPr>
+              <w:t>Фронтэнд</w:t>
+            </w:r>
+            <w:proofErr w:type="spellEnd"/>
           </w:p>
         </w:tc>
         <w:tc>
@@ -426,7 +465,28 @@
                 <w:sz w:val="28"/>
                 <w:szCs w:val="28"/>
               </w:rPr>
-              <w:t>План тестирования, проверка корректности алгоритма и GUI, баг-репорты.</w:t>
+              <w:t xml:space="preserve">План тестирования, </w:t>
+            </w:r>
+            <w:r>
+              <w:rPr>
+                <w:sz w:val="28"/>
+                <w:szCs w:val="28"/>
+              </w:rPr>
+              <w:t>кнопки</w:t>
+            </w:r>
+            <w:r>
+              <w:rPr>
+                <w:sz w:val="28"/>
+                <w:szCs w:val="28"/>
+              </w:rPr>
+              <w:t xml:space="preserve"> интерфейса</w:t>
+            </w:r>
+            <w:r>
+              <w:rPr>
+                <w:sz w:val="28"/>
+                <w:szCs w:val="28"/>
+              </w:rPr>
+              <w:t>, панель текстовых пояснений</w:t>
             </w:r>
           </w:p>
         </w:tc>
@@ -903,14 +963,7 @@
                 <w:sz w:val="28"/>
                 <w:szCs w:val="28"/>
               </w:rPr>
-              <w:t xml:space="preserve">Полная визуализация: подсветка, </w:t>
-            </w:r>
-            <w:r>
-              <w:rPr>
-                <w:sz w:val="28"/>
-                <w:szCs w:val="28"/>
-              </w:rPr>
-              <w:t xml:space="preserve">путь между вершинами, </w:t>
+              <w:t xml:space="preserve">Полная визуализация: подсветка, путь между вершинами, </w:t>
             </w:r>
             <w:proofErr w:type="spellStart"/>
             <w:r>
@@ -1229,7 +1282,6 @@
           <w:sz w:val="28"/>
           <w:szCs w:val="28"/>
         </w:rPr>
-        <w:lastRenderedPageBreak/>
         <w:t>Тестирование корректности работы алгоритма</w:t>
       </w:r>
     </w:p>
@@ -1257,6 +1309,7 @@
           <w:sz w:val="28"/>
           <w:szCs w:val="28"/>
         </w:rPr>
+        <w:lastRenderedPageBreak/>
         <w:t>Реализация графического интерфейса динамически изменяемого графа</w:t>
       </w:r>
     </w:p>
@@ -1344,16 +1397,7 @@
           <w:sz w:val="28"/>
           <w:szCs w:val="28"/>
         </w:rPr>
-        <w:t>Версия 2 / финал — визуализация</w:t>
-      </w:r>
-      <w:bookmarkStart w:id="0" w:name="_GoBack"/>
-      <w:bookmarkEnd w:id="0"/>
-      <w:r>
-        <w:rPr>
-          <w:sz w:val="28"/>
-          <w:szCs w:val="28"/>
-        </w:rPr>
-        <w:t>:</w:t>
+        <w:t>Версия 2 / финал — визуализация:</w:t>
       </w:r>
     </w:p>
     <w:p>
@@ -1407,14 +1451,7 @@
           <w:sz w:val="28"/>
           <w:szCs w:val="28"/>
         </w:rPr>
-        <w:t>Обновление и отображение п</w:t>
-      </w:r>
-      <w:r>
-        <w:rPr>
-          <w:sz w:val="28"/>
-          <w:szCs w:val="28"/>
-        </w:rPr>
-        <w:t>ромежуточных расстояний рядом с вершинами по ходу работы</w:t>
+        <w:t>Обновление и отображение промежуточных расстояний рядом с вершинами по ходу работы</w:t>
       </w:r>
     </w:p>
     <w:p>
@@ -1441,7 +1478,16 @@
           <w:sz w:val="28"/>
           <w:szCs w:val="28"/>
         </w:rPr>
-        <w:t>Построение дерева путей по ходу работы алгоритма</w:t>
+        <w:t>Выделение на графе</w:t>
+      </w:r>
+      <w:bookmarkStart w:id="0" w:name="_GoBack"/>
+      <w:bookmarkEnd w:id="0"/>
+      <w:r>
+        <w:rPr>
+          <w:sz w:val="28"/>
+          <w:szCs w:val="28"/>
+        </w:rPr>
+        <w:t xml:space="preserve"> дерева путей по ходу работы алгоритма</w:t>
       </w:r>
     </w:p>
     <w:p>
